--- a/lessons/7-3-group2/homework.docx
+++ b/lessons/7-3-group2/homework.docx
@@ -80,7 +80,7 @@
         <w:spacing w:after="60" w:before="0"/>
       </w:pPr>
       <w:r>
-        <w:t xml:space="preserve">Content: I can identify integers and find their absolute value, explain how I can tell, and judge a case I have not seen before.</w:t>
+        <w:t xml:space="preserve">Content: I can find the absolute value of a rational number — an integer, fraction, or decimal — as its distance from zero, explain why the method works, and use it on a problem I have not seen before.</w:t>
       </w:r>
     </w:p>
     <w:p>
@@ -484,6 +484,69 @@
     </w:p>
     <w:p>
       <w:pPr>
+        <w:keepNext/>
+        <w:spacing w:after="20" w:before="80"/>
+        <w:jc w:val="center"/>
+      </w:pPr>
+      <w:r>
+        <w:drawing>
+          <wp:inline distT="0" distB="0" distL="0" distR="0">
+            <wp:extent cx="1047750" cy="790575"/>
+            <wp:effectExtent t="0" r="0" b="0" l="0"/>
+            <wp:docPr id="1" name="" descr="" title=""/>
+            <wp:cNvGraphicFramePr>
+              <a:graphicFrameLocks xmlns:a="http://schemas.openxmlformats.org/drawingml/2006/main" noChangeAspect="1"/>
+            </wp:cNvGraphicFramePr>
+            <a:graphic xmlns:a="http://schemas.openxmlformats.org/drawingml/2006/main">
+              <a:graphicData uri="http://schemas.openxmlformats.org/drawingml/2006/picture">
+                <pic:pic xmlns:pic="http://schemas.openxmlformats.org/drawingml/2006/picture">
+                  <pic:nvPicPr>
+                    <pic:cNvPr id="0" name="" descr=""/>
+                    <pic:cNvPicPr>
+                      <a:picLocks noChangeAspect="1" noChangeArrowheads="1"/>
+                    </pic:cNvPicPr>
+                  </pic:nvPicPr>
+                  <pic:blipFill>
+                    <a:blip r:embed="rId13" cstate="none"/>
+                    <a:srcRect/>
+                    <a:stretch>
+                      <a:fillRect/>
+                    </a:stretch>
+                  </pic:blipFill>
+                  <pic:spPr bwMode="auto">
+                    <a:xfrm>
+                      <a:off x="0" y="0"/>
+                      <a:ext cx="1047750" cy="790575"/>
+                    </a:xfrm>
+                    <a:prstGeom prst="rect">
+                      <a:avLst/>
+                    </a:prstGeom>
+                  </pic:spPr>
+                </pic:pic>
+              </a:graphicData>
+            </a:graphic>
+          </wp:inline>
+        </w:drawing>
+      </w:r>
+    </w:p>
+    <w:p>
+      <w:pPr>
+        <w:keepNext/>
+        <w:spacing w:after="120"/>
+      </w:pPr>
+      <w:r>
+        <w:rPr>
+          <w:b/>
+          <w:bCs/>
+        </w:rPr>
+        <w:t xml:space="preserve">Rational number (Número racional)</w:t>
+      </w:r>
+      <w:r>
+        <w:t xml:space="preserve"> — A number that can be written as a fraction of two integers, with a bottom number that is not zero.</w:t>
+      </w:r>
+    </w:p>
+    <w:p>
+      <w:pPr>
         <w:pStyle w:val="Heading2"/>
         <w:spacing w:after="120" w:before="240"/>
       </w:pPr>
@@ -652,7 +715,62 @@
           <w:b/>
           <w:bCs/>
         </w:rPr>
-        <w:t xml:space="preserve">3. Find the Absolute Value Error</w:t>
+        <w:t xml:space="preserve">3. Which number has the LEAST absolute value: −1.5, 0.75, −1/4, or 2?</w:t>
+      </w:r>
+    </w:p>
+    <w:p>
+      <w:pPr>
+        <w:spacing w:after="40" w:before="0"/>
+      </w:pPr>
+      <w:r>
+        <w:t xml:space="preserve">     A. −1/4</w:t>
+      </w:r>
+    </w:p>
+    <w:p>
+      <w:pPr>
+        <w:spacing w:after="40" w:before="0"/>
+      </w:pPr>
+      <w:r>
+        <w:t xml:space="preserve">     B. 0.75</w:t>
+      </w:r>
+    </w:p>
+    <w:p>
+      <w:pPr>
+        <w:spacing w:after="40" w:before="0"/>
+      </w:pPr>
+      <w:r>
+        <w:t xml:space="preserve">     C. −1.5</w:t>
+      </w:r>
+    </w:p>
+    <w:p>
+      <w:pPr>
+        <w:spacing w:after="40" w:before="0"/>
+      </w:pPr>
+      <w:r>
+        <w:t xml:space="preserve">     D. 2</w:t>
+      </w:r>
+    </w:p>
+    <w:p>
+      <w:pPr>
+        <w:spacing w:after="60" w:before="120"/>
+      </w:pPr>
+      <w:r>
+        <w:rPr>
+          <w:color w:val="BBBBBB"/>
+        </w:rPr>
+        <w:t xml:space="preserve">______________________________________________________________________</w:t>
+      </w:r>
+    </w:p>
+    <w:p>
+      <w:pPr>
+        <w:spacing w:after="80" w:before="0"/>
+      </w:pPr>
+      <w:r>
+        <w:rPr>
+          <w:b/>
+          <w:bCs/>
+        </w:rPr>
+        <w:t xml:space="preserve">4. Find the Absolute Value Error</w:t>
       </w:r>
     </w:p>
     <w:p>
@@ -725,101 +843,65 @@
       </w:r>
     </w:p>
     <w:p>
+      <w:r>
+        <w:br w:type="page"/>
+      </w:r>
+    </w:p>
+    <w:p>
+      <w:pPr>
+        <w:pStyle w:val="Heading1"/>
+        <w:spacing w:after="120"/>
+      </w:pPr>
+      <w:r>
+        <w:rPr>
+          <w:b/>
+          <w:bCs/>
+        </w:rPr>
+        <w:t xml:space="preserve">Answer Key (Teacher)</w:t>
+      </w:r>
+    </w:p>
+    <w:p>
+      <w:pPr>
+        <w:spacing w:after="40" w:before="0"/>
+      </w:pPr>
+      <w:r>
+        <w:rPr>
+          <w:b/>
+          <w:bCs/>
+        </w:rPr>
+        <w:t xml:space="preserve">1. A. |-4| = |4| because both are 4 units from zero</w:t>
+      </w:r>
+    </w:p>
+    <w:p>
+      <w:pPr>
+        <w:spacing w:after="20" w:before="0"/>
+      </w:pPr>
+      <w:r>
+        <w:t xml:space="preserve">     Absolute value measures distance from zero. Both -4 and 4 are 4 units from zero, so |-4| = |4| = 4.</w:t>
+      </w:r>
+    </w:p>
+    <w:p>
       <w:pPr>
         <w:spacing w:after="80" w:before="0"/>
-      </w:pPr>
-      <w:r>
-        <w:rPr>
-          <w:b/>
-          <w:bCs/>
-        </w:rPr>
-        <w:t xml:space="preserve">4. A submarine is at -150 meters and a bird is flying at +150 meters. A student says the submarine is closer to sea level because -150 is less than 150. Is the student correct? Explain using absolute value.</w:t>
-      </w:r>
-    </w:p>
-    <w:p>
-      <w:pPr>
-        <w:spacing w:after="60" w:before="0"/>
       </w:pPr>
       <w:r>
         <w:rPr>
           <w:i/>
           <w:iCs/>
         </w:rPr>
-        <w:t xml:space="preserve">Sentence starter: The student is ___ because absolute value measures ___. Since |-150| = ___ and |150| = ___, both are ___ from sea level. The student confused ___ with ___.</w:t>
-      </w:r>
-    </w:p>
-    <w:p>
-      <w:pPr>
-        <w:spacing w:after="60" w:before="120"/>
-      </w:pPr>
-      <w:r>
-        <w:rPr>
-          <w:color w:val="BBBBBB"/>
-        </w:rPr>
-        <w:t xml:space="preserve">______________________________________________________________________</w:t>
-      </w:r>
-    </w:p>
-    <w:p>
-      <w:pPr>
-        <w:spacing w:after="60" w:before="120"/>
-      </w:pPr>
-      <w:r>
-        <w:rPr>
-          <w:color w:val="BBBBBB"/>
-        </w:rPr>
-        <w:t xml:space="preserve">______________________________________________________________________</w:t>
-      </w:r>
-    </w:p>
-    <w:p>
-      <w:pPr>
-        <w:spacing w:after="60" w:before="120"/>
-      </w:pPr>
-      <w:r>
-        <w:rPr>
-          <w:color w:val="BBBBBB"/>
-        </w:rPr>
-        <w:t xml:space="preserve">______________________________________________________________________</w:t>
-      </w:r>
-    </w:p>
-    <w:p>
-      <w:pPr>
-        <w:spacing w:after="60" w:before="120"/>
-      </w:pPr>
-      <w:r>
-        <w:rPr>
-          <w:color w:val="BBBBBB"/>
-        </w:rPr>
-        <w:t xml:space="preserve">______________________________________________________________________</w:t>
-      </w:r>
-    </w:p>
-    <w:p>
-      <w:r>
-        <w:br w:type="page"/>
-      </w:r>
-    </w:p>
-    <w:p>
-      <w:pPr>
-        <w:pStyle w:val="Heading1"/>
-        <w:spacing w:after="120"/>
-      </w:pPr>
-      <w:r>
-        <w:rPr>
-          <w:b/>
-          <w:bCs/>
-        </w:rPr>
-        <w:t xml:space="preserve">Answer Key (Teacher)</w:t>
-      </w:r>
-    </w:p>
-    <w:p>
-      <w:pPr>
-        <w:spacing w:after="40" w:before="0"/>
-      </w:pPr>
-      <w:r>
-        <w:rPr>
-          <w:b/>
-          <w:bCs/>
-        </w:rPr>
-        <w:t xml:space="preserve">1. A. |-4| = |4| because both are 4 units from zero</w:t>
+        <w:t xml:space="preserve">     Watch for: A common mistake in Integers and Absolute Value is judging size by the digits alone instead of position on the number line — students think -8 is 'more' than -3 because 8 &gt; 3, when really -8 sits farther left (colder, deeper, or lower) and is actually the SMALLER integer. Absolute value measures distance from zero and is always positive or zero, but that distance does not decide which integer is greater — only left-to-right order on the number line does. Before you submit, ask: am I comparing distance from zero (absolute value) or position on the number line (greater/less than)?</w:t>
+      </w:r>
+    </w:p>
+    <w:p>
+      <w:pPr>
+        <w:spacing w:after="40" w:before="0"/>
+      </w:pPr>
+      <w:r>
+        <w:rPr>
+          <w:b/>
+          <w:bCs/>
+        </w:rPr>
+        <w:t xml:space="preserve">2. Confusing Opposite with Absolute Value</w:t>
       </w:r>
     </w:p>
     <w:p>
@@ -827,7 +909,43 @@
         <w:spacing w:after="20" w:before="0"/>
       </w:pPr>
       <w:r>
-        <w:t xml:space="preserve">     Absolute value measures distance from zero. Both -4 and 4 are 4 units from zero, so |-4| = |4| = 4.</w:t>
+        <w:t xml:space="preserve">     The mistake is in Step 2.</w:t>
+      </w:r>
+    </w:p>
+    <w:p>
+      <w:pPr>
+        <w:spacing w:after="20" w:before="0"/>
+      </w:pPr>
+      <w:r>
+        <w:t xml:space="preserve">     Correct work: Absolute value and opposite are different operations. Absolute value measures distance from zero and is never negative: |9| = 9. Opposite reflects a number to the other side of zero, flipping its sign: the opposite of 9 is -9, not 9. The two operations only give the same result for the number 0 — every other number has a different absolute value and opposite.</w:t>
+      </w:r>
+    </w:p>
+    <w:p>
+      <w:pPr>
+        <w:spacing w:after="80" w:before="0"/>
+      </w:pPr>
+      <w:r>
+        <w:t xml:space="preserve">     Watch for: The student's thinking step treats absolute value and opposite as the same operation, but they are not. Absolute value gives the distance from zero, so |9| = 9, while the opposite reflects the number across zero, so the opposite of 9 is -9 — the two only agree for the number 0.</w:t>
+      </w:r>
+    </w:p>
+    <w:p>
+      <w:pPr>
+        <w:spacing w:after="40" w:before="0"/>
+      </w:pPr>
+      <w:r>
+        <w:rPr>
+          <w:b/>
+          <w:bCs/>
+        </w:rPr>
+        <w:t xml:space="preserve">3. A. −1/4</w:t>
+      </w:r>
+    </w:p>
+    <w:p>
+      <w:pPr>
+        <w:spacing w:after="20" w:before="0"/>
+      </w:pPr>
+      <w:r>
+        <w:t xml:space="preserve">     |−1/4| = 0.25, |0.75| = 0.75, |−1.5| = 1.5, |2| = 2. The number CLOSEST to zero — regardless of sign — is −1/4.</w:t>
       </w:r>
     </w:p>
     <w:p>
@@ -851,7 +969,7 @@
           <w:b/>
           <w:bCs/>
         </w:rPr>
-        <w:t xml:space="preserve">2. Confusing Opposite with Absolute Value</w:t>
+        <w:t xml:space="preserve">4. Find the Absolute Value Error</w:t>
       </w:r>
     </w:p>
     <w:p>
@@ -859,7 +977,7 @@
         <w:spacing w:after="20" w:before="0"/>
       </w:pPr>
       <w:r>
-        <w:t xml:space="preserve">     The mistake is in Step 2.</w:t>
+        <w:t xml:space="preserve">     The mistake is in Step 3.</w:t>
       </w:r>
     </w:p>
     <w:p>
@@ -867,7 +985,7 @@
         <w:spacing w:after="20" w:before="0"/>
       </w:pPr>
       <w:r>
-        <w:t xml:space="preserve">     Correct work: Absolute value and opposite are different operations. Absolute value measures distance from zero and is never negative: |9| = 9. Opposite reflects a number to the other side of zero, flipping its sign: the opposite of 9 is -9, not 9. The two operations only give the same result for the number 0 — every other number has a different absolute value and opposite.</w:t>
+        <w:t xml:space="preserve">     Correct work: Absolute value gives the DISTANCE from zero, which is always positive or zero. |-6| = 6. The student incorrectly applied 'opposite' a second time.</w:t>
       </w:r>
     </w:p>
     <w:p>
@@ -875,63 +993,7 @@
         <w:spacing w:after="80" w:before="0"/>
       </w:pPr>
       <w:r>
-        <w:t xml:space="preserve">     Watch for: The student's thinking step treats absolute value and opposite as the same operation, but they are not. Absolute value gives the distance from zero, so |9| = 9, while the opposite reflects the number across zero, so the opposite of 9 is -9 — the two only agree for the number 0.</w:t>
-      </w:r>
-    </w:p>
-    <w:p>
-      <w:pPr>
-        <w:spacing w:after="40" w:before="0"/>
-      </w:pPr>
-      <w:r>
-        <w:rPr>
-          <w:b/>
-          <w:bCs/>
-        </w:rPr>
-        <w:t xml:space="preserve">3. Find the Absolute Value Error</w:t>
-      </w:r>
-    </w:p>
-    <w:p>
-      <w:pPr>
-        <w:spacing w:after="20" w:before="0"/>
-      </w:pPr>
-      <w:r>
-        <w:t xml:space="preserve">     The mistake is in Step 3.</w:t>
-      </w:r>
-    </w:p>
-    <w:p>
-      <w:pPr>
-        <w:spacing w:after="20" w:before="0"/>
-      </w:pPr>
-      <w:r>
-        <w:t xml:space="preserve">     Correct work: Absolute value gives the DISTANCE from zero, which is always positive or zero. |-6| = 6. The student incorrectly applied 'opposite' a second time.</w:t>
-      </w:r>
-    </w:p>
-    <w:p>
-      <w:pPr>
-        <w:spacing w:after="80" w:before="0"/>
-      </w:pPr>
-      <w:r>
         <w:t xml:space="preserve">     Watch for: The student found |-6| = 6 correctly and then took the opposite a second time, landing back on -6. Absolute value is a distance from zero, so it stops at 6 — there is no extra sign flip after the bars come off.</w:t>
-      </w:r>
-    </w:p>
-    <w:p>
-      <w:pPr>
-        <w:spacing w:after="40" w:before="0"/>
-      </w:pPr>
-      <w:r>
-        <w:rPr>
-          <w:b/>
-          <w:bCs/>
-        </w:rPr>
-        <w:t xml:space="preserve">4. Open response — answers will vary.</w:t>
-      </w:r>
-    </w:p>
-    <w:p>
-      <w:pPr>
-        <w:spacing w:after="80" w:before="0"/>
-      </w:pPr>
-      <w:r>
-        <w:t xml:space="preserve">     Look for key words: absolute value, distance, sea level, zero, equal, negative, less than, position.</w:t>
       </w:r>
     </w:p>
     <w:sectPr>
